--- a/docs/最新版/04_経理関係/00_README.docx
+++ b/docs/最新版/04_経理関係/00_README.docx
@@ -52,7 +52,7 @@
           <w:color w:val="111827"/>
           <w:sz w:val="20"/>
         </w:rPr>
-        <w:t xml:space="preserve"> を行う資料。</w:t>
+        <w:t xml:space="preserve"> を行う資料。料金モデル v2 (全員同一料金) に準拠。</w:t>
       </w:r>
     </w:p>
     <w:p/>
@@ -66,19 +66,6 @@
           <w:sz w:val="28"/>
         </w:rPr>
         <w:t>ファイル一覧</w:t>
-      </w:r>
-    </w:p>
-    <w:p/>
-    <w:p>
-      <w:pPr>
-        <w:pStyle w:val="Heading3"/>
-      </w:pPr>
-      <w:r>
-        <w:rPr>
-          <w:color w:val="E8740C"/>
-          <w:sz w:val="24"/>
-        </w:rPr>
-        <w:t>MVP 版 経理資料</w:t>
       </w:r>
     </w:p>
     <w:p/>
@@ -117,7 +104,7 @@
           <w:b w:val="0"/>
           <w:sz w:val="20"/>
         </w:rPr>
-        <w:t xml:space="preserve"> — 月次請求台帳 / 入金管理 / 月次P&amp;L / 原価 / 固定費 / 請求フロー (6シート)</w:t>
+        <w:t xml:space="preserve"> — 月次請求台帳 / 入金管理 / 月次P&amp;L / 原価 / 固定費 / 請求フロー (6 シート)</w:t>
       </w:r>
     </w:p>
     <w:p>
@@ -139,20 +126,6 @@
         <w:t xml:space="preserve"> — Phase 別の請求タイミングと金額ルール</w:t>
       </w:r>
     </w:p>
-    <w:p/>
-    <w:p>
-      <w:pPr>
-        <w:pStyle w:val="Heading3"/>
-      </w:pPr>
-      <w:r>
-        <w:rPr>
-          <w:color w:val="E8740C"/>
-          <w:sz w:val="24"/>
-        </w:rPr>
-        <w:t>全体財務</w:t>
-      </w:r>
-    </w:p>
-    <w:p/>
     <w:p>
       <w:pPr>
         <w:pStyle w:val="ListBullet"/>
@@ -169,7 +142,7 @@
           <w:b w:val="0"/>
           <w:sz w:val="20"/>
         </w:rPr>
-        <w:t xml:space="preserve"> — 事業全体の財務・KPI統合管理表</w:t>
+        <w:t xml:space="preserve"> — 事業全体の財務・KPI 統合管理表</w:t>
       </w:r>
     </w:p>
     <w:p/>
@@ -214,21 +187,7 @@
           <w:b/>
           <w:sz w:val="20"/>
         </w:rPr>
-        <w:t>請求・P&amp;L管理.xlsx</w:t>
-      </w:r>
-      <w:r>
-        <w:rPr>
-          <w:b w:val="0"/>
-          <w:sz w:val="20"/>
-        </w:rPr>
-        <w:t xml:space="preserve"> の </w:t>
-      </w:r>
-      <w:r>
-        <w:rPr>
-          <w:b/>
-          <w:sz w:val="20"/>
-        </w:rPr>
-        <w:t>⑥ 請求フロー</w:t>
+        <w:t>請求・P&amp;L管理.xlsx &gt; ⑥ 請求フロー</w:t>
       </w:r>
       <w:r>
         <w:rPr>
@@ -247,21 +206,7 @@
           <w:b/>
           <w:sz w:val="20"/>
         </w:rPr>
-        <w:t>請求・P&amp;L管理.xlsx</w:t>
-      </w:r>
-      <w:r>
-        <w:rPr>
-          <w:b w:val="0"/>
-          <w:sz w:val="20"/>
-        </w:rPr>
-        <w:t xml:space="preserve"> の </w:t>
-      </w:r>
-      <w:r>
-        <w:rPr>
-          <w:b/>
-          <w:sz w:val="20"/>
-        </w:rPr>
-        <w:t>① 月次請求台帳</w:t>
+        <w:t>請求・P&amp;L管理.xlsx &gt; ① 月次請求台帳</w:t>
       </w:r>
       <w:r>
         <w:rPr>
@@ -427,7 +372,7 @@
                 <w:b w:val="0"/>
                 <w:sz w:val="18"/>
               </w:rPr>
-              <w:t>月初3営業日</w:t>
+              <w:t>月初 3 営業日</w:t>
             </w:r>
           </w:p>
         </w:tc>
@@ -536,7 +481,7 @@
                 <w:b w:val="0"/>
                 <w:sz w:val="18"/>
               </w:rPr>
-              <w:t>月次P&amp;L実績更新 + レポート</w:t>
+              <w:t>月次P&amp;L 実績更新 + レポート</w:t>
             </w:r>
           </w:p>
         </w:tc>
@@ -630,7 +575,7 @@
                 <w:b w:val="0"/>
                 <w:sz w:val="18"/>
               </w:rPr>
-              <w:t>決算書作成（外部税理士）</w:t>
+              <w:t>決算書作成 (外部税理士)</w:t>
             </w:r>
           </w:p>
         </w:tc>
@@ -661,7 +606,7 @@
           <w:color w:val="3D2200"/>
           <w:sz w:val="28"/>
         </w:rPr>
-        <w:t>Phase 別 売上構成（保守的試算）</w:t>
+        <w:t>Phase 別 売上構成 (料金モデル v2)</w:t>
       </w:r>
     </w:p>
     <w:p/>
@@ -756,7 +701,7 @@
                 <w:b w:val="0"/>
                 <w:sz w:val="18"/>
               </w:rPr>
-              <w:t>成果報酬のみ</w:t>
+              <w:t>見学会予約 ¥50,000/件</w:t>
             </w:r>
           </w:p>
         </w:tc>
@@ -771,7 +716,7 @@
                 <w:b w:val="0"/>
                 <w:sz w:val="18"/>
               </w:rPr>
-              <w:t>0〜¥175,000</w:t>
+              <w:t>¥500,000〜¥750,000</w:t>
             </w:r>
           </w:p>
         </w:tc>
@@ -803,7 +748,7 @@
                 <w:b w:val="0"/>
                 <w:sz w:val="18"/>
               </w:rPr>
-              <w:t>見学会予約 + 成果報酬 + 撮影プラン</w:t>
+              <w:t>P1 + 撮影プラン ¥150,000/本</w:t>
             </w:r>
           </w:p>
         </w:tc>
@@ -818,7 +763,7 @@
                 <w:b w:val="0"/>
                 <w:sz w:val="18"/>
               </w:rPr>
-              <w:t>¥325,000〜¥450,000</w:t>
+              <w:t>¥1,150,000〜¥1,550,000</w:t>
             </w:r>
           </w:p>
         </w:tc>
@@ -850,7 +795,7 @@
                 <w:b w:val="0"/>
                 <w:sz w:val="18"/>
               </w:rPr>
-              <w:t>P2 + 月額掲載プラン</w:t>
+              <w:t>P2 + 月額掲載 + 成果報酬 3%</w:t>
             </w:r>
           </w:p>
         </w:tc>
@@ -865,7 +810,7 @@
                 <w:b w:val="0"/>
                 <w:sz w:val="18"/>
               </w:rPr>
-              <w:t>¥730,000〜¥1,180,000</w:t>
+              <w:t>¥2,940,000〜¥4,640,000</w:t>
             </w:r>
           </w:p>
         </w:tc>
@@ -897,7 +842,7 @@
                 <w:b w:val="0"/>
                 <w:sz w:val="18"/>
               </w:rPr>
-              <w:t>P3 + SaaS プラン</w:t>
+              <w:t>P3 + SaaS ライト/プロ</w:t>
             </w:r>
           </w:p>
         </w:tc>
@@ -912,7 +857,7 @@
                 <w:b w:val="0"/>
                 <w:sz w:val="18"/>
               </w:rPr>
-              <w:t>¥1,490,000〜¥2,000,000</w:t>
+              <w:t>¥5,950,000〜¥7,940,000</w:t>
             </w:r>
           </w:p>
         </w:tc>
@@ -944,7 +889,7 @@
                 <w:b w:val="0"/>
                 <w:sz w:val="18"/>
               </w:rPr>
-              <w:t>全国展開による新規売上</w:t>
+              <w:t>全継続 + 全国展開</w:t>
             </w:r>
           </w:p>
         </w:tc>
@@ -959,12 +904,23 @@
                 <w:b w:val="0"/>
                 <w:sz w:val="18"/>
               </w:rPr>
-              <w:t>¥2,360,000〜</w:t>
+              <w:t>¥8,500,000〜¥9,960,000</w:t>
             </w:r>
           </w:p>
         </w:tc>
       </w:tr>
     </w:tbl>
+    <w:p/>
+    <w:p>
+      <w:r>
+        <w:rPr>
+          <w:b/>
+          <w:color w:val="111827"/>
+          <w:sz w:val="20"/>
+        </w:rPr>
+        <w:t>年間合計想定 (保守的): ¥54,540,000</w:t>
+      </w:r>
+    </w:p>
     <w:p/>
     <w:p>
       <w:pPr>
@@ -985,24 +941,55 @@
       </w:pPr>
       <w:r>
         <w:rPr>
-          <w:b w:val="0"/>
-          <w:sz w:val="20"/>
-        </w:rPr>
-        <w:t xml:space="preserve">Phase 1 (5〜6月) は </w:t>
-      </w:r>
-      <w:r>
-        <w:rPr>
           <w:b/>
           <w:sz w:val="20"/>
         </w:rPr>
-        <w:t>見学会予約が10社無料</w:t>
+        <w:t>全員同一料金</w:t>
       </w:r>
       <w:r>
         <w:rPr>
           <w:b w:val="0"/>
           <w:sz w:val="20"/>
         </w:rPr>
-        <w:t xml:space="preserve"> のため売上は成果報酬のみ</w:t>
+        <w:t>。既存 10 社と新規で料金差はなし</w:t>
+      </w:r>
+    </w:p>
+    <w:p>
+      <w:pPr>
+        <w:pStyle w:val="ListBullet"/>
+      </w:pPr>
+      <w:r>
+        <w:rPr>
+          <w:b/>
+          <w:sz w:val="20"/>
+        </w:rPr>
+        <w:t>成果報酬 3% は Phase 3 から</w:t>
+      </w:r>
+      <w:r>
+        <w:rPr>
+          <w:b w:val="0"/>
+          <w:sz w:val="20"/>
+        </w:rPr>
+        <w:t>。無料相談 / AI 診断 / 会員登録済みユーザー経由の成約のみ対象</w:t>
+      </w:r>
+    </w:p>
+    <w:p>
+      <w:pPr>
+        <w:pStyle w:val="ListBullet"/>
+      </w:pPr>
+      <w:r>
+        <w:rPr>
+          <w:b/>
+          <w:sz w:val="20"/>
+        </w:rPr>
+        <w:t>非会員の直接問合せ成約</w:t>
+      </w:r>
+      <w:r>
+        <w:rPr>
+          <w:b w:val="0"/>
+          <w:sz w:val="20"/>
+        </w:rPr>
+        <w:t xml:space="preserve"> は成果報酬対象外</w:t>
       </w:r>
     </w:p>
     <w:p>
@@ -1014,33 +1001,7 @@
           <w:b w:val="0"/>
           <w:sz w:val="20"/>
         </w:rPr>
-        <w:t xml:space="preserve">10社は常に </w:t>
-      </w:r>
-      <w:r>
-        <w:rPr>
-          <w:b/>
-          <w:sz w:val="20"/>
-        </w:rPr>
-        <w:t>市場価格の 50% OFF</w:t>
-      </w:r>
-      <w:r>
-        <w:rPr>
-          <w:b w:val="0"/>
-          <w:sz w:val="20"/>
-        </w:rPr>
-        <w:t xml:space="preserve"> で永続優遇</w:t>
-      </w:r>
-    </w:p>
-    <w:p>
-      <w:pPr>
-        <w:pStyle w:val="ListBullet"/>
-      </w:pPr>
-      <w:r>
-        <w:rPr>
-          <w:b w:val="0"/>
-          <w:sz w:val="20"/>
-        </w:rPr>
-        <w:t>撮影プランは原価割れリスク (10社優遇時) があるため、Phase 2 入ったら撮影コスト削減交渉が必要</w:t>
+        <w:t>料金優遇概念は廃止済み。10 社への差別化は AI 診断の優先送客のみ</w:t>
       </w:r>
     </w:p>
     <w:p/>
@@ -1192,7 +1153,7 @@
           <w:b w:val="0"/>
           <w:sz w:val="20"/>
         </w:rPr>
-        <w:t>10社優遇の内訳は契約書に基づくので、改変しない</w:t>
+        <w:t>成果報酬は `lead_source` での対象判定を経理側で確認する (工務店の成約報告を鵜呑みにしない)</w:t>
       </w:r>
     </w:p>
     <w:sectPr>
